--- a/engine/swdy_study/SWDY_Bibliography_10-09-2026.docx
+++ b/engine/swdy_study/SWDY_Bibliography_10-09-2026.docx
@@ -6098,7 +6098,7 @@
                 <w:color w:val="1C3A36"/>
                 <w:sz w:val="15"/>
               </w:rPr>
-              <w:t>Equity-accounted investees, carrying value, 31 Dec 2025 — the closing balance used in the valuation bridge (the anchor date is Aug-2026, so the FY2025 close is the most recent audited figure, not FY2024's). Note 20 names every investee and none is listed, so [R-BRIDGE-01] leaves book as the only route; the balance reconciles to the prior year through the disclosed 1,174.475 Senyar dividend and 135.317 of translation</w:t>
+              <w:t>Equity-accounted investees, carrying value, 31 Dec 2025 — the closing balance used in the valuation bridge (the anchor date is Aug-2026, so the FY2025 close is the most recent audited figure, not FY2024's). Note 20 names every investee and none is listed, so the house rule leaves book as the only route; the balance reconciles to the prior year through the disclosed 1,174.475 Senyar dividend and 135.317 of translation</w:t>
             </w:r>
           </w:p>
         </w:tc>
@@ -10438,7 +10438,7 @@
                 <w:color w:val="1C3A36"/>
                 <w:sz w:val="15"/>
               </w:rPr>
-              <w:t>Cables sales volumes, reviewed half: 99,239 tonnes against 89,636, +10.71% — the Q2-2026 earnings release. The most recent volume disclosure and the anchor for FY2026 [R-ANCHOR-01]</w:t>
+              <w:t>Cables sales volumes, reviewed half: 99,239 tonnes against 89,636, +10.71% — the Q2-2026 earnings release. The most recent volume disclosure, and the year is anchored on it rather than on a typed rate</w:t>
             </w:r>
           </w:p>
         </w:tc>
@@ -10508,7 +10508,7 @@
                 <w:color w:val="1C3A36"/>
                 <w:sz w:val="15"/>
               </w:rPr>
-              <w:t>Cables tonnage growth, RE-ANCHORED on the reviewed half [R-ANCHOR-01]: FY2026 is the disclosed +10.71%, tapering toward and below the FY2022-25 compound rate of 8.55%. The company's OWN disclosed volume series, not a residual and not a proxy</w:t>
+              <w:t>Cables tonnage growth, RE-ANCHORED on the reviewed half on the most recent disclosure: FY2026 is the reported +10.71%, tapering toward and below the FY2022-25 compound rate of 8.55%. The company's OWN disclosed volume series, not a residual and not a proxy</w:t>
             </w:r>
           </w:p>
         </w:tc>
@@ -10858,7 +10858,7 @@
                 <w:color w:val="1C3A36"/>
                 <w:sz w:val="15"/>
               </w:rPr>
-              <w:t>Reviewed condensed interim consolidated financial statements for the six months ended 30 June 2026, El Sewedy Electric Company, approved for issuance by the board on 11 August 2026 (note 2-1), published on the company's own investor-relations portal at ir.elsewedyelectric.com, same line, comparative column — and independently in the reviewed interim statements for the six months ended 30 June 2025, where it is the current-period figure. Two readings of one fact agreeing [R-ENF-03]</w:t>
+              <w:t>Reviewed condensed interim consolidated financial statements for the six months ended 30 June 2026, El Sewedy Electric Company, approved for issuance by the board on 11 August 2026 (note 2-1), published on the company's own investor-relations portal at ir.elsewedyelectric.com, same line, comparative column — and independently in the reviewed interim statements for the six months ended 30 June 2025, where it is the current-period figure. Two readings of one fact agreeing</w:t>
             </w:r>
           </w:p>
         </w:tc>
@@ -15030,7 +15030,7 @@
                 <w:color w:val="1C3A36"/>
                 <w:sz w:val="15"/>
               </w:rPr>
-              <w:t>STATED real terminal growth: 2.0%, held BELOW the house path's long-run Egyptian real GDP growth of 4.5% [R-MACRO-02] — the gap is the share of the economy this company is assumed to cede in perpetuity. THE RETIRED FIGURE WAS ZERO, and zero was wrong on its own terms rather than merely conservative: an economy growing 4.5% a year in real terms with a company growing 0% means the company shrinks to nothing relative to it, forever, which is not what 'a mature diversified industrial holding its real scale' meant. It is also not what this group has done — Constructions grew 32.6% then 28.3% and Electrical Products 46.6% then 43.7% in nominal terms, neither of them copper-linked. 2.0% is under half the economy's rate and well under the Cables segment's own forward real driver</w:t>
+              <w:t>STATED real terminal growth: 2.0%, held BELOW the house path's long-run Egyptian real GDP growth of 4.5%% — the gap is the share of the economy this company is assumed to cede in perpetuity. THE RETIRED FIGURE WAS ZERO, and zero was wrong on its own terms rather than merely conservative: an economy growing 4.5% a year in real terms with a company growing 0% means the company shrinks to nothing relative to it, forever, which is not what 'a mature diversified industrial holding its real scale' meant. It is also not what this group has done — Constructions grew 32.6% then 28.3% and Electrical Products 46.6% then 43.7% in nominal terms, neither of them copper-linked. 2.0% is under half the economy's rate and well under the Cables segment's own forward real driver</w:t>
             </w:r>
           </w:p>
         </w:tc>
@@ -15100,7 +15100,7 @@
                 <w:color w:val="1C3A36"/>
                 <w:sz w:val="15"/>
               </w:rPr>
-              <w:t>Terminal NOMINAL growth, DERIVED and read from the house path rather than chosen: (1 + 2.0% stated real growth) x (1 + 7.0% long-run Egyptian inflation) - 1, read from the house path. It is the only source of an inflation rate in this study, and macro_path refuses a real rate at or above the economy's own [R-MACRO-02]. Two earlier figures are retired: 5.0%, struck against an assumed 5% inflation and therefore a real DECLINE of 1.87% a year; and 7.0%, which fixed the inflation half and left real growth at zero</w:t>
+              <w:t>Terminal NOMINAL growth, DERIVED and read from the house path rather than chosen: (1 + 2.0% stated real growth) x (1 + 7.0% long-run Egyptian inflation) - 1, read from the house path. It is the only source of an inflation rate in this study, and macro_path refuses a real rate at or above the economy's own. Two earlier figures are retired: 5.0%, struck against an assumed 5% inflation and therefore a real DECLINE of 1.87% a year; and 7.0%, which fixed the inflation half and left real growth at zero</w:t>
             </w:r>
           </w:p>
         </w:tc>

--- a/engine/swdy_study/SWDY_Bibliography_10-09-2026.docx
+++ b/engine/swdy_study/SWDY_Bibliography_10-09-2026.docx
@@ -1374,7 +1374,7 @@
           <w:color w:val="1C3A36"/>
           <w:sz w:val="22"/>
         </w:rPr>
-        <w:t>Company layer — 164 inputs</w:t>
+        <w:t>Company layer — 166 inputs</w:t>
       </w:r>
     </w:p>
     <w:tbl>
@@ -3018,7 +3018,7 @@
                 <w:color w:val="1C3A36"/>
                 <w:sz w:val="15"/>
               </w:rPr>
-              <w:t>Income tax expense, FY2025 audited financial statements: current tax 6,312.161650 less deferred tax credit 721.021868. Effective rate 22.57% against 24,777.689839 pre-tax profit — REPLACES a previous house assumption of 25.9%</w:t>
+              <w:t>Income tax expense, FY2025 audited financial statements: current tax 6,312.161650 less deferred tax credit 721.021868. Effective rate 22.57% against 24,777.689839 pre-tax profit — REPLACES a previous house assumption, registered beside it as tax_rate_retired so the figure this study cites is one it holds rather than one it types</w:t>
             </w:r>
           </w:p>
         </w:tc>
@@ -10369,6 +10369,146 @@
                 <w:sz w:val="15"/>
               </w:rPr>
               <w:t>Cables sales volumes in tonnes, from Elsewedy Electric's own Q4 earnings releases (4Q2023, 4Q2024, 4Q2025), each printed beside its own prior-year comparative: +8.1%, +7.0%, +10.6%. A compound 8.55% a year over FY2022-25</w:t>
+            </w:r>
+          </w:p>
+        </w:tc>
+      </w:tr>
+      <w:tr>
+        <w:tc>
+          <w:tcPr>
+            <w:tcW w:type="dxa" w:w="1656"/>
+          </w:tcPr>
+          <w:p>
+            <w:pPr>
+              <w:spacing w:after="20"/>
+            </w:pPr>
+            <w:r>
+              <w:rPr>
+                <w:color w:val="1C3A36"/>
+                <w:sz w:val="15"/>
+              </w:rPr>
+              <w:t>cables tonnage cagr</w:t>
+            </w:r>
+          </w:p>
+        </w:tc>
+        <w:tc>
+          <w:tcPr>
+            <w:tcW w:type="dxa" w:w="1368"/>
+          </w:tcPr>
+          <w:p>
+            <w:pPr>
+              <w:spacing w:after="20"/>
+            </w:pPr>
+            <w:r>
+              <w:rPr>
+                <w:color w:val="1C3A36"/>
+                <w:sz w:val="15"/>
+              </w:rPr>
+              <w:t>0.0855</w:t>
+            </w:r>
+          </w:p>
+        </w:tc>
+        <w:tc>
+          <w:tcPr>
+            <w:tcW w:type="dxa" w:w="1123"/>
+          </w:tcPr>
+          <w:p>
+            <w:pPr>
+              <w:spacing w:after="20"/>
+            </w:pPr>
+            <w:r>
+              <w:rPr>
+                <w:color w:val="1C3A36"/>
+                <w:sz w:val="15"/>
+              </w:rPr>
+              <w:t>2026-02-15</w:t>
+            </w:r>
+          </w:p>
+        </w:tc>
+        <w:tc>
+          <w:tcPr>
+            <w:tcW w:type="dxa" w:w="5933"/>
+          </w:tcPr>
+          <w:p>
+            <w:pPr>
+              <w:spacing w:after="20"/>
+            </w:pPr>
+            <w:r>
+              <w:rPr>
+                <w:color w:val="1C3A36"/>
+                <w:sz w:val="15"/>
+              </w:rPr>
+              <w:t>Cables tonnage compound growth FY2022-25, DERIVED from the disclosed volume series: (185,449 / 144,997) ^ (1/3) - 1</w:t>
+            </w:r>
+          </w:p>
+        </w:tc>
+      </w:tr>
+      <w:tr>
+        <w:tc>
+          <w:tcPr>
+            <w:tcW w:type="dxa" w:w="1656"/>
+          </w:tcPr>
+          <w:p>
+            <w:pPr>
+              <w:spacing w:after="20"/>
+            </w:pPr>
+            <w:r>
+              <w:rPr>
+                <w:color w:val="1C3A36"/>
+                <w:sz w:val="15"/>
+              </w:rPr>
+              <w:t>dna pct fy25</w:t>
+            </w:r>
+          </w:p>
+        </w:tc>
+        <w:tc>
+          <w:tcPr>
+            <w:tcW w:type="dxa" w:w="1368"/>
+          </w:tcPr>
+          <w:p>
+            <w:pPr>
+              <w:spacing w:after="20"/>
+            </w:pPr>
+            <w:r>
+              <w:rPr>
+                <w:color w:val="1C3A36"/>
+                <w:sz w:val="15"/>
+              </w:rPr>
+              <w:t>0.0107</w:t>
+            </w:r>
+          </w:p>
+        </w:tc>
+        <w:tc>
+          <w:tcPr>
+            <w:tcW w:type="dxa" w:w="1123"/>
+          </w:tcPr>
+          <w:p>
+            <w:pPr>
+              <w:spacing w:after="20"/>
+            </w:pPr>
+            <w:r>
+              <w:rPr>
+                <w:color w:val="1C3A36"/>
+                <w:sz w:val="15"/>
+              </w:rPr>
+              <w:t>2025-12-31</w:t>
+            </w:r>
+          </w:p>
+        </w:tc>
+        <w:tc>
+          <w:tcPr>
+            <w:tcW w:type="dxa" w:w="5933"/>
+          </w:tcPr>
+          <w:p>
+            <w:pPr>
+              <w:spacing w:after="20"/>
+            </w:pPr>
+            <w:r>
+              <w:rPr>
+                <w:color w:val="1C3A36"/>
+                <w:sz w:val="15"/>
+              </w:rPr>
+              <w:t>FY2025 depreciation and amortisation as a share of revenue, DERIVED from the audited statements: 3,009 / 281,049</w:t>
             </w:r>
           </w:p>
         </w:tc>
@@ -13806,7 +13946,7 @@
           <w:color w:val="1C3A36"/>
           <w:sz w:val="22"/>
         </w:rPr>
-        <w:t>House layer — 26 inputs</w:t>
+        <w:t>House layer — 27 inputs</w:t>
       </w:r>
     </w:p>
     <w:tbl>
@@ -14051,6 +14191,76 @@
                 <w:sz w:val="15"/>
               </w:rPr>
               <w:t>USD/EGP average-rate path, about 6%/yr of depreciation from the FY2025 average of 49.5. Used as a genuine driver of the Cables segment's copper-linked growth and of the currency-of-discounting alternative — not a translation convenience. DELIBERATELY BELOW covered-interest parity, which on the roughly 22% pound rate against a ~4-5% dollar rate implies materially faster depreciation; the base case assumes disinflation closes most of that gap. The parity case is carried as an explicit sensitivity</w:t>
+            </w:r>
+          </w:p>
+        </w:tc>
+      </w:tr>
+      <w:tr>
+        <w:tc>
+          <w:tcPr>
+            <w:tcW w:type="dxa" w:w="1656"/>
+          </w:tcPr>
+          <w:p>
+            <w:pPr>
+              <w:spacing w:after="20"/>
+            </w:pPr>
+            <w:r>
+              <w:rPr>
+                <w:color w:val="1C3A36"/>
+                <w:sz w:val="15"/>
+              </w:rPr>
+              <w:t>tax rate retired</w:t>
+            </w:r>
+          </w:p>
+        </w:tc>
+        <w:tc>
+          <w:tcPr>
+            <w:tcW w:type="dxa" w:w="1368"/>
+          </w:tcPr>
+          <w:p>
+            <w:pPr>
+              <w:spacing w:after="20"/>
+            </w:pPr>
+            <w:r>
+              <w:rPr>
+                <w:color w:val="1C3A36"/>
+                <w:sz w:val="15"/>
+              </w:rPr>
+              <w:t>0.259</w:t>
+            </w:r>
+          </w:p>
+        </w:tc>
+        <w:tc>
+          <w:tcPr>
+            <w:tcW w:type="dxa" w:w="1123"/>
+          </w:tcPr>
+          <w:p>
+            <w:pPr>
+              <w:spacing w:after="20"/>
+            </w:pPr>
+            <w:r>
+              <w:rPr>
+                <w:color w:val="1C3A36"/>
+                <w:sz w:val="15"/>
+              </w:rPr>
+              <w:t>2026-08-05</w:t>
+            </w:r>
+          </w:p>
+        </w:tc>
+        <w:tc>
+          <w:tcPr>
+            <w:tcW w:type="dxa" w:w="5933"/>
+          </w:tcPr>
+          <w:p>
+            <w:pPr>
+              <w:spacing w:after="20"/>
+            </w:pPr>
+            <w:r>
+              <w:rPr>
+                <w:color w:val="1C3A36"/>
+                <w:sz w:val="15"/>
+              </w:rPr>
+              <w:t>The house tax assumption this study RETIRED: 25.9%, replaced by the rate the audited statements actually charge. Registered rather than typed into prose, because a study that cites what it changed is asserting that figure too</w:t>
             </w:r>
           </w:p>
         </w:tc>

--- a/engine/swdy_study/SWDY_Bibliography_10-09-2026.docx
+++ b/engine/swdy_study/SWDY_Bibliography_10-09-2026.docx
@@ -14996,7 +14996,7 @@
                 <w:color w:val="1C3A36"/>
                 <w:sz w:val="15"/>
               </w:rPr>
-              <w:t>0.125</w:t>
+              <w:t>0.105</w:t>
             </w:r>
           </w:p>
         </w:tc>
@@ -15030,7 +15030,7 @@
                 <w:color w:val="1C3A36"/>
                 <w:sz w:val="15"/>
               </w:rPr>
-              <w:t>Terminal risk-free rate, DERIVED from the house macro path as the inflation target in force plus the real-rate convention, never typed: 7.00% + 5.50% = 12.50%. Revisions to 08-09-2026 carried 10.50%, built on a 5% inflation this study chose for itself while the terminal growth line four rows above used the house 7% and said the house path was the only source of an inflation rate here. Never a raw historical average and never reverse-engineered from a price</w:t>
+              <w:t>Terminal risk-free rate, DERIVED from the house macro path as the inflation target in force plus the real-rate convention, never typed: 7.00% + 3.50% = 10.50%. Revisions to 08-09-2026 carried 10.50%, built on a 5% inflation this study chose for itself while the terminal growth line four rows above used the house 7% and said the house path was the only source of an inflation rate here. Never a raw historical average and never reverse-engineered from a price</w:t>
             </w:r>
           </w:p>
         </w:tc>

--- a/engine/swdy_study/SWDY_Bibliography_10-09-2026.docx
+++ b/engine/swdy_study/SWDY_Bibliography_10-09-2026.docx
@@ -1374,7 +1374,7 @@
           <w:color w:val="1C3A36"/>
           <w:sz w:val="22"/>
         </w:rPr>
-        <w:t>Company layer — 166 inputs</w:t>
+        <w:t>Company layer — 167 inputs</w:t>
       </w:r>
     </w:p>
     <w:tbl>
@@ -1514,7 +1514,7 @@
                 <w:color w:val="1C3A36"/>
                 <w:sz w:val="15"/>
               </w:rPr>
-              <w:t>2,140.8</w:t>
+              <w:t>2,139.4</w:t>
             </w:r>
           </w:p>
         </w:tc>
@@ -1531,7 +1531,7 @@
                 <w:color w:val="1C3A36"/>
                 <w:sz w:val="15"/>
               </w:rPr>
-              <w:t>2026-05-13</w:t>
+              <w:t>2026-05-19</w:t>
             </w:r>
           </w:p>
         </w:tc>
@@ -1548,7 +1548,7 @@
                 <w:color w:val="1C3A36"/>
                 <w:sz w:val="15"/>
               </w:rPr>
-              <w:t>Issued and paid-up capital note (29), audited FY2025 consolidated financial statements and the Q1-2026 condensed interim statements: 2,140,777,876 shares of EGP 1 par value, unchanged across both filings</w:t>
+              <w:t>Issued and paid-up capital: 2,139,355,716 shares of EGP 1 par value. CORRECTED 10-Sep-2026. The audited FY2025 statements and the Q1-2026 interim both show 2,140,777,876, and this study divided by that figure -- but the extraordinary general assembly of 19 May 2026 approved reducing the issued capital by CANCELLING the 1,422,160 incentive-scheme shares, taking issued capital from EGP 2,140,777,876 to EGP 2,139,355,716. Both filings this study cited PREDATE that assembly. THE STUDY ALREADY KNEW THE NUMBER: its own earnings-per-share reconciliation divides by a weighted-average 2,139,355,716, described there as issued less the 1,422,160 shares issued not granted, and its FY2024 dividend entry reconciles to EXACTLY EGP 1.00 a share on the same count. One fact under two names, and the valuation was dividing by the one that had ceased to exist four months before the strike</w:t>
             </w:r>
           </w:p>
         </w:tc>
@@ -10789,6 +10789,76 @@
                 <w:sz w:val="15"/>
               </w:rPr>
               <w:t>'Over 70% of revenues generated abroad' (company commentary); the audited Note 5-2 geographic split gives Outside Egypt 40.7% of FY2025 revenue (114,461.030 / 281,049.082) — geography and hard-currency pricing are different questions, addressed explicitly below</w:t>
+            </w:r>
+          </w:p>
+        </w:tc>
+      </w:tr>
+      <w:tr>
+        <w:tc>
+          <w:tcPr>
+            <w:tcW w:type="dxa" w:w="1656"/>
+          </w:tcPr>
+          <w:p>
+            <w:pPr>
+              <w:spacing w:after="20"/>
+            </w:pPr>
+            <w:r>
+              <w:rPr>
+                <w:color w:val="1C3A36"/>
+                <w:sz w:val="15"/>
+              </w:rPr>
+              <w:t>seg export share q2 26</w:t>
+            </w:r>
+          </w:p>
+        </w:tc>
+        <w:tc>
+          <w:tcPr>
+            <w:tcW w:type="dxa" w:w="1368"/>
+          </w:tcPr>
+          <w:p>
+            <w:pPr>
+              <w:spacing w:after="20"/>
+            </w:pPr>
+            <w:r>
+              <w:rPr>
+                <w:color w:val="1C3A36"/>
+                <w:sz w:val="15"/>
+              </w:rPr>
+              <w:t>group: 0.79; cables: 0.84; ec: 0.67</w:t>
+            </w:r>
+          </w:p>
+        </w:tc>
+        <w:tc>
+          <w:tcPr>
+            <w:tcW w:type="dxa" w:w="1123"/>
+          </w:tcPr>
+          <w:p>
+            <w:pPr>
+              <w:spacing w:after="20"/>
+            </w:pPr>
+            <w:r>
+              <w:rPr>
+                <w:color w:val="1C3A36"/>
+                <w:sz w:val="15"/>
+              </w:rPr>
+              <w:t>2026-08-12</w:t>
+            </w:r>
+          </w:p>
+        </w:tc>
+        <w:tc>
+          <w:tcPr>
+            <w:tcW w:type="dxa" w:w="5933"/>
+          </w:tcPr>
+          <w:p>
+            <w:pPr>
+              <w:spacing w:after="20"/>
+            </w:pPr>
+            <w:r>
+              <w:rPr>
+                <w:color w:val="1C3A36"/>
+                <w:sz w:val="15"/>
+              </w:rPr>
+              <w:t>Share of sales generated OUTSIDE EGYPT AND FROM EXPORTS, the company's own Q2-2026 presentation: group 79%, wires and cables 84%, engineering and construction 67%. Q1-2026 gave group 70%, cables 75%, E&amp;C 58% -- a 9-point sequential rise in each. REGISTERED, NOT SUBSTITUTED, and the reason matters: this measure ADDS exports out of Egypt to sales booked abroad, so it is neither the audited geographic split (40.7%, which is where the customer sits and is the right basis for country risk, because an Egyptian factory exporting to Saudi Arabia is still an Egyptian asset under an Egyptian sovereign) nor the hard-currency-pricing share the model derives (51%). It is an UPPER BOUND on the second: an export is usually invoiced in hard currency, a project executed abroad for a local utility often is not. The house export-intensity weights below (cables 65%, constructions 30%) sit well under the company's own 84% and 67%, and now that the company publishes them the study can say how conservative they are instead of asserting it</w:t>
             </w:r>
           </w:p>
         </w:tc>
